--- a/Esercizi_MPC/es1_2/spiegazione_es1_2.docx
+++ b/Esercizi_MPC/es1_2/spiegazione_es1_2.docx
@@ -2,6 +2,454 @@
 <file path=word/document.xml><?xml version="1.0" encoding="utf-8"?>
 <w:document xmlns:wpc="http://schemas.microsoft.com/office/word/2010/wordprocessingCanvas" xmlns:cx="http://schemas.microsoft.com/office/drawing/2014/chartex" xmlns:cx1="http://schemas.microsoft.com/office/drawing/2015/9/8/chartex" xmlns:cx2="http://schemas.microsoft.com/office/drawing/2015/10/21/chartex" xmlns:cx3="http://schemas.microsoft.com/office/drawing/2016/5/9/chartex" xmlns:cx4="http://schemas.microsoft.com/office/drawing/2016/5/10/chartex" xmlns:cx5="http://schemas.microsoft.com/office/drawing/2016/5/11/chartex" xmlns:cx6="http://schemas.microsoft.com/office/drawing/2016/5/12/chartex" xmlns:cx7="http://schemas.microsoft.com/office/drawing/2016/5/13/chartex" xmlns:cx8="http://schemas.microsoft.com/office/drawing/2016/5/14/chartex" xmlns:mc="http://schemas.openxmlformats.org/markup-compatibility/2006" xmlns:aink="http://schemas.microsoft.com/office/drawing/2016/ink" xmlns:am3d="http://schemas.microsoft.com/office/drawing/2017/model3d" xmlns:o="urn:schemas-microsoft-com:office:office" xmlns:oel="http://schemas.microsoft.com/office/2019/extlst" xmlns:r="http://schemas.openxmlformats.org/officeDocument/2006/relationships" xmlns:m="http://schemas.openxmlformats.org/officeDocument/2006/math" xmlns:v="urn:schemas-microsoft-com:vml" xmlns:wp14="http://schemas.microsoft.com/office/word/2010/wordprocessingDrawing" xmlns:wp="http://schemas.openxmlformats.org/drawingml/2006/wordprocessingDrawing" xmlns:w10="urn:schemas-microsoft-com:office:word" xmlns:w="http://schemas.openxmlformats.org/wordprocessingml/2006/main" xmlns:w14="http://schemas.microsoft.com/office/word/2010/wordml" xmlns:w15="http://schemas.microsoft.com/office/word/2012/wordml" xmlns:w16cex="http://schemas.microsoft.com/office/word/2018/wordml/cex" xmlns:w16cid="http://schemas.microsoft.com/office/word/2016/wordml/cid" xmlns:w16="http://schemas.microsoft.com/office/word/2018/wordml" xmlns:w16du="http://schemas.microsoft.com/office/word/2023/wordml/word16du" xmlns:w16sdtdh="http://schemas.microsoft.com/office/word/2020/wordml/sdtdatahash" xmlns:w16sdtfl="http://schemas.microsoft.com/office/word/2024/wordml/sdtformatlock" xmlns:w16se="http://schemas.microsoft.com/office/word/2015/wordml/symex" xmlns:wpg="http://schemas.microsoft.com/office/word/2010/wordprocessingGroup" xmlns:wpi="http://schemas.microsoft.com/office/word/2010/wordprocessingInk" xmlns:wne="http://schemas.microsoft.com/office/word/2006/wordml" xmlns:wps="http://schemas.microsoft.com/office/word/2010/wordprocessingShape" mc:Ignorable="w14 w15 w16se w16cid w16 w16cex w16sdtdh w16sdtfl w16du wp14">
   <w:body>
+    <w:p>
+      <w:pPr>
+        <w:rPr>
+          <w:b/>
+          <w:bCs/>
+        </w:rPr>
+      </w:pPr>
+      <w:r>
+        <w:rPr>
+          <w:b/>
+          <w:bCs/>
+        </w:rPr>
+        <w:t>1. La conversione del Modello (L'equazione alle differenze)</w:t>
+      </w:r>
+    </w:p>
+    <w:p>
+      <w:r>
+        <w:rPr>
+          <w:b/>
+          <w:bCs/>
+        </w:rPr>
+        <w:t>Cosa dire all'orale:</w:t>
+      </w:r>
+      <w:r>
+        <w:t xml:space="preserve"> "Professore, la prima cosa che l'algoritmo deve fare è capire come si muove il sistema. Avendo la funzione di trasferimento G(z) = 1.3 / (z - 0.7), l'ho trasformata nell'equazione alle differenze nel dominio del tempo, che è il cuore matematico del codice."</w:t>
+      </w:r>
+    </w:p>
+    <w:p>
+      <w:r>
+        <w:rPr>
+          <w:b/>
+          <w:bCs/>
+        </w:rPr>
+        <w:t>Spiegazione della formula:</w:t>
+      </w:r>
+      <w:r>
+        <w:t xml:space="preserve"> La formula usata nei cicli for è: y(k) = 0.7 * y(k-1) + 1.3 * u(k-1) Questa formula dice al PC: "La tua posizione futura dipende al 70% da dove ti trovi ora, più l'effetto dell'ingresso moltiplicato per 1.3".</w:t>
+      </w:r>
+    </w:p>
+    <w:p>
+      <w:pPr>
+        <w:rPr>
+          <w:b/>
+          <w:bCs/>
+        </w:rPr>
+      </w:pPr>
+      <w:r>
+        <w:rPr>
+          <w:b/>
+          <w:bCs/>
+        </w:rPr>
+        <w:t>2. La Reference Trajectory (Il Bersaglio)</w:t>
+      </w:r>
+    </w:p>
+    <w:p>
+      <w:r>
+        <w:rPr>
+          <w:b/>
+          <w:bCs/>
+        </w:rPr>
+        <w:t>Cosa dire all'orale:</w:t>
+      </w:r>
+      <w:r>
+        <w:t xml:space="preserve"> "Il secondo passo è calcolare dove vogliamo che il sistema si trovi alla fine dell'orizzonte di predizione (Hp = 3). Questo punto è il nostro bersaglio."</w:t>
+      </w:r>
+    </w:p>
+    <w:p>
+      <w:r>
+        <w:rPr>
+          <w:b/>
+          <w:bCs/>
+        </w:rPr>
+        <w:t>Spiegazione nel codice:</w:t>
+      </w:r>
+      <w:r>
+        <w:t xml:space="preserve"> Calcoliamo la traiettoria di riferimento partendo dal set-point (2.5). Poiché il testo ci dà una costante di tempo </w:t>
+      </w:r>
+      <w:proofErr w:type="spellStart"/>
+      <w:r>
+        <w:t>Tref</w:t>
+      </w:r>
+      <w:proofErr w:type="spellEnd"/>
+      <w:r>
+        <w:t xml:space="preserve"> = 0, significa che vogliamo raggiungere il set-point il più velocemente possibile, senza raccordi dolci (esponenziali). L'algoritmo calcola quindi che il bersaglio finale r(k+3) è esattamente 2.5.</w:t>
+      </w:r>
+    </w:p>
+    <w:p>
+      <w:pPr>
+        <w:rPr>
+          <w:b/>
+          <w:bCs/>
+        </w:rPr>
+      </w:pPr>
+      <w:r>
+        <w:rPr>
+          <w:b/>
+          <w:bCs/>
+        </w:rPr>
+        <w:t>3. La Risposta Libera (</w:t>
+      </w:r>
+      <w:proofErr w:type="spellStart"/>
+      <w:r>
+        <w:rPr>
+          <w:b/>
+          <w:bCs/>
+        </w:rPr>
+        <w:t>y_free</w:t>
+      </w:r>
+      <w:proofErr w:type="spellEnd"/>
+      <w:r>
+        <w:rPr>
+          <w:b/>
+          <w:bCs/>
+        </w:rPr>
+        <w:t>) - "Cosa succede se non faccio nulla?"</w:t>
+      </w:r>
+    </w:p>
+    <w:p>
+      <w:r>
+        <w:rPr>
+          <w:b/>
+          <w:bCs/>
+        </w:rPr>
+        <w:t>Cosa dire all'orale:</w:t>
+      </w:r>
+      <w:r>
+        <w:t xml:space="preserve"> "L'essenza dell'MPC è la predizione. Prima di decidere la mossa, il controllore si chiede: se io smettessi di variare l'ingresso e lo mantenessi costante al valore passato u(k-1) = 0.3, dove andrebbe a finire il sistema tra Hp istanti?"</w:t>
+      </w:r>
+    </w:p>
+    <w:p>
+      <w:r>
+        <w:rPr>
+          <w:b/>
+          <w:bCs/>
+        </w:rPr>
+        <w:t>Spiegazione nel codice:</w:t>
+      </w:r>
+      <w:r>
+        <w:t xml:space="preserve"> Usiamo un ciclo for lungo 3 passi usando l'equazione alle differenze e tenendo l'ingresso (u) fisso a 0.3. Scopriamo che, "per inerzia", il sistema si stabilizzerebbe a 1.3. Questo valore è la nostra Risposta Libera.</w:t>
+      </w:r>
+    </w:p>
+    <w:p>
+      <w:pPr>
+        <w:rPr>
+          <w:b/>
+          <w:bCs/>
+        </w:rPr>
+      </w:pPr>
+      <w:r>
+        <w:rPr>
+          <w:b/>
+          <w:bCs/>
+        </w:rPr>
+        <w:t>4. La Risposta al Gradino (</w:t>
+      </w:r>
+      <w:proofErr w:type="spellStart"/>
+      <w:r>
+        <w:rPr>
+          <w:b/>
+          <w:bCs/>
+        </w:rPr>
+        <w:t>y_step</w:t>
+      </w:r>
+      <w:proofErr w:type="spellEnd"/>
+      <w:r>
+        <w:rPr>
+          <w:b/>
+          <w:bCs/>
+        </w:rPr>
+        <w:t>) - "Quanto è forte il mio volante?"</w:t>
+      </w:r>
+    </w:p>
+    <w:p>
+      <w:r>
+        <w:rPr>
+          <w:b/>
+          <w:bCs/>
+        </w:rPr>
+        <w:t>Cosa dire all'orale:</w:t>
+      </w:r>
+      <w:r>
+        <w:t xml:space="preserve"> "Per correggere l'errore tra la Risposta Libera e il Bersaglio, il controllore deve sapere quanta forza applicare. Per farlo, calcola l'effetto che avrebbe una variazione unitaria dell'ingresso (</w:t>
+      </w:r>
+      <w:proofErr w:type="spellStart"/>
+      <w:r>
+        <w:t>Δu</w:t>
+      </w:r>
+      <w:proofErr w:type="spellEnd"/>
+      <w:r>
+        <w:t xml:space="preserve"> = 1) sull'uscita dopo Hp passi."</w:t>
+      </w:r>
+    </w:p>
+    <w:p>
+      <w:r>
+        <w:rPr>
+          <w:b/>
+          <w:bCs/>
+        </w:rPr>
+        <w:t>Spiegazione nel codice:</w:t>
+      </w:r>
+      <w:r>
+        <w:t xml:space="preserve"> È il secondo ciclo for. Simuliamo il sistema partendo da zero e dandogli un ingresso pari a 1. Il risultato finale (2.847) ci dice: "Per ogni unità di </w:t>
+      </w:r>
+      <w:proofErr w:type="spellStart"/>
+      <w:r>
+        <w:t>Δu</w:t>
+      </w:r>
+      <w:proofErr w:type="spellEnd"/>
+      <w:r>
+        <w:t xml:space="preserve"> che decidi di immettere ora, l'uscita si sposterà di 2.847 tra 3 passi".</w:t>
+      </w:r>
+    </w:p>
+    <w:p>
+      <w:pPr>
+        <w:rPr>
+          <w:b/>
+          <w:bCs/>
+        </w:rPr>
+      </w:pPr>
+      <w:r>
+        <w:rPr>
+          <w:b/>
+          <w:bCs/>
+        </w:rPr>
+        <w:t>5. Il calcolo della Mossa Ottima (</w:t>
+      </w:r>
+      <w:proofErr w:type="spellStart"/>
+      <w:r>
+        <w:rPr>
+          <w:b/>
+          <w:bCs/>
+        </w:rPr>
+        <w:t>Δu</w:t>
+      </w:r>
+      <w:proofErr w:type="spellEnd"/>
+      <w:r>
+        <w:rPr>
+          <w:b/>
+          <w:bCs/>
+        </w:rPr>
+        <w:t>) - L'ottimizzazione</w:t>
+      </w:r>
+    </w:p>
+    <w:p>
+      <w:r>
+        <w:rPr>
+          <w:b/>
+          <w:bCs/>
+        </w:rPr>
+        <w:t>Cosa dire all'orale:</w:t>
+      </w:r>
+      <w:r>
+        <w:t xml:space="preserve"> "Poiché il problema ha un orizzonte di controllo Hu = 1 e un solo punto di coincidenza (c = 1), l'ottimizzazione si riduce a un semplice problema algebrico senza matrici. Basta dividere la distanza mancante per l'efficacia dell'ingresso."</w:t>
+      </w:r>
+    </w:p>
+    <w:p>
+      <w:r>
+        <w:rPr>
+          <w:b/>
+          <w:bCs/>
+        </w:rPr>
+        <w:t>Spiegazione nel codice:</w:t>
+      </w:r>
+      <w:r>
+        <w:t xml:space="preserve"> La formula: </w:t>
+      </w:r>
+      <w:proofErr w:type="spellStart"/>
+      <w:r>
+        <w:t>Δu</w:t>
+      </w:r>
+      <w:proofErr w:type="spellEnd"/>
+      <w:r>
+        <w:t xml:space="preserve"> = (</w:t>
+      </w:r>
+      <w:proofErr w:type="spellStart"/>
+      <w:r>
+        <w:t>r_finale</w:t>
+      </w:r>
+      <w:proofErr w:type="spellEnd"/>
+      <w:r>
+        <w:t xml:space="preserve"> - </w:t>
+      </w:r>
+      <w:proofErr w:type="spellStart"/>
+      <w:r>
+        <w:t>y_free_finale</w:t>
+      </w:r>
+      <w:proofErr w:type="spellEnd"/>
+      <w:r>
+        <w:t xml:space="preserve">) / </w:t>
+      </w:r>
+      <w:proofErr w:type="spellStart"/>
+      <w:r>
+        <w:t>y_step_finale</w:t>
+      </w:r>
+      <w:proofErr w:type="spellEnd"/>
+      <w:r>
+        <w:t xml:space="preserve"> significa letteralmente: </w:t>
+      </w:r>
+      <w:proofErr w:type="spellStart"/>
+      <w:r>
+        <w:t>Δu</w:t>
+      </w:r>
+      <w:proofErr w:type="spellEnd"/>
+      <w:r>
+        <w:t xml:space="preserve"> = (Errore da colmare) diviso (Quanto spinge 1 unità di controllo) Aggiungendo questo </w:t>
+      </w:r>
+      <w:proofErr w:type="spellStart"/>
+      <w:r>
+        <w:t>Δu</w:t>
+      </w:r>
+      <w:proofErr w:type="spellEnd"/>
+      <w:r>
+        <w:t xml:space="preserve"> all'ingresso precedente, otteniamo l'ingresso ottimo completo da applicare.</w:t>
+      </w:r>
+    </w:p>
+    <w:p>
+      <w:pPr>
+        <w:rPr>
+          <w:b/>
+          <w:bCs/>
+        </w:rPr>
+      </w:pPr>
+      <w:r>
+        <w:rPr>
+          <w:b/>
+          <w:bCs/>
+        </w:rPr>
+        <w:t>6. L'Esercizio 2 e la logica "</w:t>
+      </w:r>
+      <w:proofErr w:type="spellStart"/>
+      <w:r>
+        <w:rPr>
+          <w:b/>
+          <w:bCs/>
+        </w:rPr>
+        <w:t>Receding</w:t>
+      </w:r>
+      <w:proofErr w:type="spellEnd"/>
+      <w:r>
+        <w:rPr>
+          <w:b/>
+          <w:bCs/>
+        </w:rPr>
+        <w:t xml:space="preserve"> Horizon" (Orizzonte Recedente)</w:t>
+      </w:r>
+    </w:p>
+    <w:p>
+      <w:r>
+        <w:rPr>
+          <w:b/>
+          <w:bCs/>
+        </w:rPr>
+        <w:t>Cosa dire all'orale (Molto importante!):</w:t>
+      </w:r>
+      <w:r>
+        <w:t xml:space="preserve"> "Nell'esercizio 2 abbiamo applicato il principio fondamentale dell'MPC: l'orizzonte recedente. Dopo aver calcolato un'intera strategia ottima, noi applichiamo solo la prima mossa al sistema reale. Poi leggiamo la nuova uscita y(k+1), spostiamo il nostro orizzonte in avanti di un passo, e ricalcoliamo tutto da capo."</w:t>
+      </w:r>
+    </w:p>
+    <w:p>
+      <w:r>
+        <w:rPr>
+          <w:b/>
+          <w:bCs/>
+        </w:rPr>
+        <w:lastRenderedPageBreak/>
+        <w:t>Spiegazione nel codice:</w:t>
+      </w:r>
+      <w:r>
+        <w:t xml:space="preserve"> Si vede chiaramente che calcoliamo l'uscita successiva iniettando l'ingresso appena trovato. Poi, </w:t>
+      </w:r>
+      <w:proofErr w:type="spellStart"/>
+      <w:r>
+        <w:t>ri</w:t>
+      </w:r>
+      <w:proofErr w:type="spellEnd"/>
+      <w:r>
+        <w:t xml:space="preserve">-aggiorniamo le condizioni iniziali e ripetiamo gli esatti calcoli di prima. Nel blocco di "Simulazione", questo concetto è inserito in un ciclo automatizzato che </w:t>
+      </w:r>
+      <w:proofErr w:type="spellStart"/>
+      <w:r>
+        <w:t>ri</w:t>
+      </w:r>
+      <w:proofErr w:type="spellEnd"/>
+      <w:r>
+        <w:t>-risolve l'MPC ad ogni istante di campionamento.</w:t>
+      </w:r>
+    </w:p>
+    <w:p>
+      <w:r>
+        <w:pict w14:anchorId="2943ED85">
+          <v:rect id="_x0000_i1040" style="width:0;height:1.5pt" o:hralign="center" o:hrstd="t" o:hr="t" fillcolor="#a0a0a0" stroked="f"/>
+        </w:pict>
+      </w:r>
+    </w:p>
+    <w:p>
+      <w:pPr>
+        <w:rPr>
+          <w:b/>
+          <w:bCs/>
+        </w:rPr>
+      </w:pPr>
+      <w:r>
+        <w:rPr>
+          <w:b/>
+          <w:bCs/>
+        </w:rPr>
+        <w:t>IL TRUCCO PER BRILLARE ALL'ESAME</w:t>
+      </w:r>
+    </w:p>
+    <w:p>
+      <w:r>
+        <w:t xml:space="preserve">Se il professore ti chiede: "Perché nell'Esercizio 2 il </w:t>
+      </w:r>
+      <w:proofErr w:type="spellStart"/>
+      <w:r>
+        <w:t>Δu</w:t>
+      </w:r>
+      <w:proofErr w:type="spellEnd"/>
+      <w:r>
+        <w:t xml:space="preserve"> diventa negativo (-0.0660)?" </w:t>
+      </w:r>
+      <w:r>
+        <w:rPr>
+          <w:b/>
+          <w:bCs/>
+        </w:rPr>
+        <w:t>Tu rispondi:</w:t>
+      </w:r>
+      <w:r>
+        <w:t xml:space="preserve"> "Perché l'MPC è predittivo. Al passo k+1, il controllore simula la risposta libera e vede che il sistema, per l'inerzia della mossa forte data al passo precedente, sta per 'sforare' (superare) il set-point di 2.5 (infatti la risposta libera andrebbe a 2.68). Per evitare la </w:t>
+      </w:r>
+      <w:proofErr w:type="spellStart"/>
+      <w:r>
+        <w:t>sovraelongazione</w:t>
+      </w:r>
+      <w:proofErr w:type="spellEnd"/>
+      <w:r>
+        <w:t xml:space="preserve">, il controllore 'frena', abbassando l'ingresso con un </w:t>
+      </w:r>
+      <w:proofErr w:type="spellStart"/>
+      <w:r>
+        <w:t>Δu</w:t>
+      </w:r>
+      <w:proofErr w:type="spellEnd"/>
+      <w:r>
+        <w:t xml:space="preserve"> negativo."</w:t>
+      </w:r>
+    </w:p>
     <w:p/>
     <w:sectPr>
       <w:pgSz w:w="11906" w:h="16838"/>
@@ -11,6 +459,923 @@
     </w:sectPr>
   </w:body>
 </w:document>
+</file>
+
+<file path=word/numbering.xml><?xml version="1.0" encoding="utf-8"?>
+<w:numbering xmlns:wpc="http://schemas.microsoft.com/office/word/2010/wordprocessingCanvas" xmlns:cx="http://schemas.microsoft.com/office/drawing/2014/chartex" xmlns:cx1="http://schemas.microsoft.com/office/drawing/2015/9/8/chartex" xmlns:cx2="http://schemas.microsoft.com/office/drawing/2015/10/21/chartex" xmlns:cx3="http://schemas.microsoft.com/office/drawing/2016/5/9/chartex" xmlns:cx4="http://schemas.microsoft.com/office/drawing/2016/5/10/chartex" xmlns:cx5="http://schemas.microsoft.com/office/drawing/2016/5/11/chartex" xmlns:cx6="http://schemas.microsoft.com/office/drawing/2016/5/12/chartex" xmlns:cx7="http://schemas.microsoft.com/office/drawing/2016/5/13/chartex" xmlns:cx8="http://schemas.microsoft.com/office/drawing/2016/5/14/chartex" xmlns:mc="http://schemas.openxmlformats.org/markup-compatibility/2006" xmlns:aink="http://schemas.microsoft.com/office/drawing/2016/ink" xmlns:am3d="http://schemas.microsoft.com/office/drawing/2017/model3d" xmlns:o="urn:schemas-microsoft-com:office:office" xmlns:oel="http://schemas.microsoft.com/office/2019/extlst" xmlns:r="http://schemas.openxmlformats.org/officeDocument/2006/relationships" xmlns:m="http://schemas.openxmlformats.org/officeDocument/2006/math" xmlns:v="urn:schemas-microsoft-com:vml" xmlns:wp14="http://schemas.microsoft.com/office/word/2010/wordprocessingDrawing" xmlns:wp="http://schemas.openxmlformats.org/drawingml/2006/wordprocessingDrawing" xmlns:w10="urn:schemas-microsoft-com:office:word" xmlns:w="http://schemas.openxmlformats.org/wordprocessingml/2006/main" xmlns:w14="http://schemas.microsoft.com/office/word/2010/wordml" xmlns:w15="http://schemas.microsoft.com/office/word/2012/wordml" xmlns:w16cex="http://schemas.microsoft.com/office/word/2018/wordml/cex" xmlns:w16cid="http://schemas.microsoft.com/office/word/2016/wordml/cid" xmlns:w16="http://schemas.microsoft.com/office/word/2018/wordml" xmlns:w16du="http://schemas.microsoft.com/office/word/2023/wordml/word16du" xmlns:w16sdtdh="http://schemas.microsoft.com/office/word/2020/wordml/sdtdatahash" xmlns:w16sdtfl="http://schemas.microsoft.com/office/word/2024/wordml/sdtformatlock" xmlns:w16se="http://schemas.microsoft.com/office/word/2015/wordml/symex" xmlns:wpg="http://schemas.microsoft.com/office/word/2010/wordprocessingGroup" xmlns:wpi="http://schemas.microsoft.com/office/word/2010/wordprocessingInk" xmlns:wne="http://schemas.microsoft.com/office/word/2006/wordml" xmlns:wps="http://schemas.microsoft.com/office/word/2010/wordprocessingShape" mc:Ignorable="w14 w15 w16se w16cid w16 w16cex w16sdtdh w16sdtfl w16du wp14">
+  <w:abstractNum w:abstractNumId="0" w15:restartNumberingAfterBreak="0">
+    <w:nsid w:val="0FA9716B"/>
+    <w:multiLevelType w:val="multilevel"/>
+    <w:tmpl w:val="B986ECC0"/>
+    <w:lvl w:ilvl="0">
+      <w:start w:val="1"/>
+      <w:numFmt w:val="bullet"/>
+      <w:lvlText w:val=""/>
+      <w:lvlJc w:val="left"/>
+      <w:pPr>
+        <w:tabs>
+          <w:tab w:val="num" w:pos="720"/>
+        </w:tabs>
+        <w:ind w:left="720" w:hanging="360"/>
+      </w:pPr>
+      <w:rPr>
+        <w:rFonts w:ascii="Symbol" w:hAnsi="Symbol" w:hint="default"/>
+        <w:sz w:val="20"/>
+      </w:rPr>
+    </w:lvl>
+    <w:lvl w:ilvl="1" w:tentative="1">
+      <w:start w:val="1"/>
+      <w:numFmt w:val="bullet"/>
+      <w:lvlText w:val="o"/>
+      <w:lvlJc w:val="left"/>
+      <w:pPr>
+        <w:tabs>
+          <w:tab w:val="num" w:pos="1440"/>
+        </w:tabs>
+        <w:ind w:left="1440" w:hanging="360"/>
+      </w:pPr>
+      <w:rPr>
+        <w:rFonts w:ascii="Courier New" w:hAnsi="Courier New" w:hint="default"/>
+        <w:sz w:val="20"/>
+      </w:rPr>
+    </w:lvl>
+    <w:lvl w:ilvl="2" w:tentative="1">
+      <w:start w:val="1"/>
+      <w:numFmt w:val="bullet"/>
+      <w:lvlText w:val=""/>
+      <w:lvlJc w:val="left"/>
+      <w:pPr>
+        <w:tabs>
+          <w:tab w:val="num" w:pos="2160"/>
+        </w:tabs>
+        <w:ind w:left="2160" w:hanging="360"/>
+      </w:pPr>
+      <w:rPr>
+        <w:rFonts w:ascii="Wingdings" w:hAnsi="Wingdings" w:hint="default"/>
+        <w:sz w:val="20"/>
+      </w:rPr>
+    </w:lvl>
+    <w:lvl w:ilvl="3" w:tentative="1">
+      <w:start w:val="1"/>
+      <w:numFmt w:val="bullet"/>
+      <w:lvlText w:val=""/>
+      <w:lvlJc w:val="left"/>
+      <w:pPr>
+        <w:tabs>
+          <w:tab w:val="num" w:pos="2880"/>
+        </w:tabs>
+        <w:ind w:left="2880" w:hanging="360"/>
+      </w:pPr>
+      <w:rPr>
+        <w:rFonts w:ascii="Wingdings" w:hAnsi="Wingdings" w:hint="default"/>
+        <w:sz w:val="20"/>
+      </w:rPr>
+    </w:lvl>
+    <w:lvl w:ilvl="4" w:tentative="1">
+      <w:start w:val="1"/>
+      <w:numFmt w:val="bullet"/>
+      <w:lvlText w:val=""/>
+      <w:lvlJc w:val="left"/>
+      <w:pPr>
+        <w:tabs>
+          <w:tab w:val="num" w:pos="3600"/>
+        </w:tabs>
+        <w:ind w:left="3600" w:hanging="360"/>
+      </w:pPr>
+      <w:rPr>
+        <w:rFonts w:ascii="Wingdings" w:hAnsi="Wingdings" w:hint="default"/>
+        <w:sz w:val="20"/>
+      </w:rPr>
+    </w:lvl>
+    <w:lvl w:ilvl="5" w:tentative="1">
+      <w:start w:val="1"/>
+      <w:numFmt w:val="bullet"/>
+      <w:lvlText w:val=""/>
+      <w:lvlJc w:val="left"/>
+      <w:pPr>
+        <w:tabs>
+          <w:tab w:val="num" w:pos="4320"/>
+        </w:tabs>
+        <w:ind w:left="4320" w:hanging="360"/>
+      </w:pPr>
+      <w:rPr>
+        <w:rFonts w:ascii="Wingdings" w:hAnsi="Wingdings" w:hint="default"/>
+        <w:sz w:val="20"/>
+      </w:rPr>
+    </w:lvl>
+    <w:lvl w:ilvl="6" w:tentative="1">
+      <w:start w:val="1"/>
+      <w:numFmt w:val="bullet"/>
+      <w:lvlText w:val=""/>
+      <w:lvlJc w:val="left"/>
+      <w:pPr>
+        <w:tabs>
+          <w:tab w:val="num" w:pos="5040"/>
+        </w:tabs>
+        <w:ind w:left="5040" w:hanging="360"/>
+      </w:pPr>
+      <w:rPr>
+        <w:rFonts w:ascii="Wingdings" w:hAnsi="Wingdings" w:hint="default"/>
+        <w:sz w:val="20"/>
+      </w:rPr>
+    </w:lvl>
+    <w:lvl w:ilvl="7" w:tentative="1">
+      <w:start w:val="1"/>
+      <w:numFmt w:val="bullet"/>
+      <w:lvlText w:val=""/>
+      <w:lvlJc w:val="left"/>
+      <w:pPr>
+        <w:tabs>
+          <w:tab w:val="num" w:pos="5760"/>
+        </w:tabs>
+        <w:ind w:left="5760" w:hanging="360"/>
+      </w:pPr>
+      <w:rPr>
+        <w:rFonts w:ascii="Wingdings" w:hAnsi="Wingdings" w:hint="default"/>
+        <w:sz w:val="20"/>
+      </w:rPr>
+    </w:lvl>
+    <w:lvl w:ilvl="8" w:tentative="1">
+      <w:start w:val="1"/>
+      <w:numFmt w:val="bullet"/>
+      <w:lvlText w:val=""/>
+      <w:lvlJc w:val="left"/>
+      <w:pPr>
+        <w:tabs>
+          <w:tab w:val="num" w:pos="6480"/>
+        </w:tabs>
+        <w:ind w:left="6480" w:hanging="360"/>
+      </w:pPr>
+      <w:rPr>
+        <w:rFonts w:ascii="Wingdings" w:hAnsi="Wingdings" w:hint="default"/>
+        <w:sz w:val="20"/>
+      </w:rPr>
+    </w:lvl>
+  </w:abstractNum>
+  <w:abstractNum w:abstractNumId="1" w15:restartNumberingAfterBreak="0">
+    <w:nsid w:val="355E2089"/>
+    <w:multiLevelType w:val="multilevel"/>
+    <w:tmpl w:val="9AAEA56A"/>
+    <w:lvl w:ilvl="0">
+      <w:start w:val="1"/>
+      <w:numFmt w:val="bullet"/>
+      <w:lvlText w:val=""/>
+      <w:lvlJc w:val="left"/>
+      <w:pPr>
+        <w:tabs>
+          <w:tab w:val="num" w:pos="720"/>
+        </w:tabs>
+        <w:ind w:left="720" w:hanging="360"/>
+      </w:pPr>
+      <w:rPr>
+        <w:rFonts w:ascii="Symbol" w:hAnsi="Symbol" w:hint="default"/>
+        <w:sz w:val="20"/>
+      </w:rPr>
+    </w:lvl>
+    <w:lvl w:ilvl="1" w:tentative="1">
+      <w:start w:val="1"/>
+      <w:numFmt w:val="bullet"/>
+      <w:lvlText w:val="o"/>
+      <w:lvlJc w:val="left"/>
+      <w:pPr>
+        <w:tabs>
+          <w:tab w:val="num" w:pos="1440"/>
+        </w:tabs>
+        <w:ind w:left="1440" w:hanging="360"/>
+      </w:pPr>
+      <w:rPr>
+        <w:rFonts w:ascii="Courier New" w:hAnsi="Courier New" w:hint="default"/>
+        <w:sz w:val="20"/>
+      </w:rPr>
+    </w:lvl>
+    <w:lvl w:ilvl="2" w:tentative="1">
+      <w:start w:val="1"/>
+      <w:numFmt w:val="bullet"/>
+      <w:lvlText w:val=""/>
+      <w:lvlJc w:val="left"/>
+      <w:pPr>
+        <w:tabs>
+          <w:tab w:val="num" w:pos="2160"/>
+        </w:tabs>
+        <w:ind w:left="2160" w:hanging="360"/>
+      </w:pPr>
+      <w:rPr>
+        <w:rFonts w:ascii="Wingdings" w:hAnsi="Wingdings" w:hint="default"/>
+        <w:sz w:val="20"/>
+      </w:rPr>
+    </w:lvl>
+    <w:lvl w:ilvl="3" w:tentative="1">
+      <w:start w:val="1"/>
+      <w:numFmt w:val="bullet"/>
+      <w:lvlText w:val=""/>
+      <w:lvlJc w:val="left"/>
+      <w:pPr>
+        <w:tabs>
+          <w:tab w:val="num" w:pos="2880"/>
+        </w:tabs>
+        <w:ind w:left="2880" w:hanging="360"/>
+      </w:pPr>
+      <w:rPr>
+        <w:rFonts w:ascii="Wingdings" w:hAnsi="Wingdings" w:hint="default"/>
+        <w:sz w:val="20"/>
+      </w:rPr>
+    </w:lvl>
+    <w:lvl w:ilvl="4" w:tentative="1">
+      <w:start w:val="1"/>
+      <w:numFmt w:val="bullet"/>
+      <w:lvlText w:val=""/>
+      <w:lvlJc w:val="left"/>
+      <w:pPr>
+        <w:tabs>
+          <w:tab w:val="num" w:pos="3600"/>
+        </w:tabs>
+        <w:ind w:left="3600" w:hanging="360"/>
+      </w:pPr>
+      <w:rPr>
+        <w:rFonts w:ascii="Wingdings" w:hAnsi="Wingdings" w:hint="default"/>
+        <w:sz w:val="20"/>
+      </w:rPr>
+    </w:lvl>
+    <w:lvl w:ilvl="5" w:tentative="1">
+      <w:start w:val="1"/>
+      <w:numFmt w:val="bullet"/>
+      <w:lvlText w:val=""/>
+      <w:lvlJc w:val="left"/>
+      <w:pPr>
+        <w:tabs>
+          <w:tab w:val="num" w:pos="4320"/>
+        </w:tabs>
+        <w:ind w:left="4320" w:hanging="360"/>
+      </w:pPr>
+      <w:rPr>
+        <w:rFonts w:ascii="Wingdings" w:hAnsi="Wingdings" w:hint="default"/>
+        <w:sz w:val="20"/>
+      </w:rPr>
+    </w:lvl>
+    <w:lvl w:ilvl="6" w:tentative="1">
+      <w:start w:val="1"/>
+      <w:numFmt w:val="bullet"/>
+      <w:lvlText w:val=""/>
+      <w:lvlJc w:val="left"/>
+      <w:pPr>
+        <w:tabs>
+          <w:tab w:val="num" w:pos="5040"/>
+        </w:tabs>
+        <w:ind w:left="5040" w:hanging="360"/>
+      </w:pPr>
+      <w:rPr>
+        <w:rFonts w:ascii="Wingdings" w:hAnsi="Wingdings" w:hint="default"/>
+        <w:sz w:val="20"/>
+      </w:rPr>
+    </w:lvl>
+    <w:lvl w:ilvl="7" w:tentative="1">
+      <w:start w:val="1"/>
+      <w:numFmt w:val="bullet"/>
+      <w:lvlText w:val=""/>
+      <w:lvlJc w:val="left"/>
+      <w:pPr>
+        <w:tabs>
+          <w:tab w:val="num" w:pos="5760"/>
+        </w:tabs>
+        <w:ind w:left="5760" w:hanging="360"/>
+      </w:pPr>
+      <w:rPr>
+        <w:rFonts w:ascii="Wingdings" w:hAnsi="Wingdings" w:hint="default"/>
+        <w:sz w:val="20"/>
+      </w:rPr>
+    </w:lvl>
+    <w:lvl w:ilvl="8" w:tentative="1">
+      <w:start w:val="1"/>
+      <w:numFmt w:val="bullet"/>
+      <w:lvlText w:val=""/>
+      <w:lvlJc w:val="left"/>
+      <w:pPr>
+        <w:tabs>
+          <w:tab w:val="num" w:pos="6480"/>
+        </w:tabs>
+        <w:ind w:left="6480" w:hanging="360"/>
+      </w:pPr>
+      <w:rPr>
+        <w:rFonts w:ascii="Wingdings" w:hAnsi="Wingdings" w:hint="default"/>
+        <w:sz w:val="20"/>
+      </w:rPr>
+    </w:lvl>
+  </w:abstractNum>
+  <w:abstractNum w:abstractNumId="2" w15:restartNumberingAfterBreak="0">
+    <w:nsid w:val="36BE4F55"/>
+    <w:multiLevelType w:val="multilevel"/>
+    <w:tmpl w:val="6CFC918C"/>
+    <w:lvl w:ilvl="0">
+      <w:start w:val="1"/>
+      <w:numFmt w:val="bullet"/>
+      <w:lvlText w:val=""/>
+      <w:lvlJc w:val="left"/>
+      <w:pPr>
+        <w:tabs>
+          <w:tab w:val="num" w:pos="720"/>
+        </w:tabs>
+        <w:ind w:left="720" w:hanging="360"/>
+      </w:pPr>
+      <w:rPr>
+        <w:rFonts w:ascii="Symbol" w:hAnsi="Symbol" w:hint="default"/>
+        <w:sz w:val="20"/>
+      </w:rPr>
+    </w:lvl>
+    <w:lvl w:ilvl="1" w:tentative="1">
+      <w:start w:val="1"/>
+      <w:numFmt w:val="bullet"/>
+      <w:lvlText w:val="o"/>
+      <w:lvlJc w:val="left"/>
+      <w:pPr>
+        <w:tabs>
+          <w:tab w:val="num" w:pos="1440"/>
+        </w:tabs>
+        <w:ind w:left="1440" w:hanging="360"/>
+      </w:pPr>
+      <w:rPr>
+        <w:rFonts w:ascii="Courier New" w:hAnsi="Courier New" w:hint="default"/>
+        <w:sz w:val="20"/>
+      </w:rPr>
+    </w:lvl>
+    <w:lvl w:ilvl="2" w:tentative="1">
+      <w:start w:val="1"/>
+      <w:numFmt w:val="bullet"/>
+      <w:lvlText w:val=""/>
+      <w:lvlJc w:val="left"/>
+      <w:pPr>
+        <w:tabs>
+          <w:tab w:val="num" w:pos="2160"/>
+        </w:tabs>
+        <w:ind w:left="2160" w:hanging="360"/>
+      </w:pPr>
+      <w:rPr>
+        <w:rFonts w:ascii="Wingdings" w:hAnsi="Wingdings" w:hint="default"/>
+        <w:sz w:val="20"/>
+      </w:rPr>
+    </w:lvl>
+    <w:lvl w:ilvl="3" w:tentative="1">
+      <w:start w:val="1"/>
+      <w:numFmt w:val="bullet"/>
+      <w:lvlText w:val=""/>
+      <w:lvlJc w:val="left"/>
+      <w:pPr>
+        <w:tabs>
+          <w:tab w:val="num" w:pos="2880"/>
+        </w:tabs>
+        <w:ind w:left="2880" w:hanging="360"/>
+      </w:pPr>
+      <w:rPr>
+        <w:rFonts w:ascii="Wingdings" w:hAnsi="Wingdings" w:hint="default"/>
+        <w:sz w:val="20"/>
+      </w:rPr>
+    </w:lvl>
+    <w:lvl w:ilvl="4" w:tentative="1">
+      <w:start w:val="1"/>
+      <w:numFmt w:val="bullet"/>
+      <w:lvlText w:val=""/>
+      <w:lvlJc w:val="left"/>
+      <w:pPr>
+        <w:tabs>
+          <w:tab w:val="num" w:pos="3600"/>
+        </w:tabs>
+        <w:ind w:left="3600" w:hanging="360"/>
+      </w:pPr>
+      <w:rPr>
+        <w:rFonts w:ascii="Wingdings" w:hAnsi="Wingdings" w:hint="default"/>
+        <w:sz w:val="20"/>
+      </w:rPr>
+    </w:lvl>
+    <w:lvl w:ilvl="5" w:tentative="1">
+      <w:start w:val="1"/>
+      <w:numFmt w:val="bullet"/>
+      <w:lvlText w:val=""/>
+      <w:lvlJc w:val="left"/>
+      <w:pPr>
+        <w:tabs>
+          <w:tab w:val="num" w:pos="4320"/>
+        </w:tabs>
+        <w:ind w:left="4320" w:hanging="360"/>
+      </w:pPr>
+      <w:rPr>
+        <w:rFonts w:ascii="Wingdings" w:hAnsi="Wingdings" w:hint="default"/>
+        <w:sz w:val="20"/>
+      </w:rPr>
+    </w:lvl>
+    <w:lvl w:ilvl="6" w:tentative="1">
+      <w:start w:val="1"/>
+      <w:numFmt w:val="bullet"/>
+      <w:lvlText w:val=""/>
+      <w:lvlJc w:val="left"/>
+      <w:pPr>
+        <w:tabs>
+          <w:tab w:val="num" w:pos="5040"/>
+        </w:tabs>
+        <w:ind w:left="5040" w:hanging="360"/>
+      </w:pPr>
+      <w:rPr>
+        <w:rFonts w:ascii="Wingdings" w:hAnsi="Wingdings" w:hint="default"/>
+        <w:sz w:val="20"/>
+      </w:rPr>
+    </w:lvl>
+    <w:lvl w:ilvl="7" w:tentative="1">
+      <w:start w:val="1"/>
+      <w:numFmt w:val="bullet"/>
+      <w:lvlText w:val=""/>
+      <w:lvlJc w:val="left"/>
+      <w:pPr>
+        <w:tabs>
+          <w:tab w:val="num" w:pos="5760"/>
+        </w:tabs>
+        <w:ind w:left="5760" w:hanging="360"/>
+      </w:pPr>
+      <w:rPr>
+        <w:rFonts w:ascii="Wingdings" w:hAnsi="Wingdings" w:hint="default"/>
+        <w:sz w:val="20"/>
+      </w:rPr>
+    </w:lvl>
+    <w:lvl w:ilvl="8" w:tentative="1">
+      <w:start w:val="1"/>
+      <w:numFmt w:val="bullet"/>
+      <w:lvlText w:val=""/>
+      <w:lvlJc w:val="left"/>
+      <w:pPr>
+        <w:tabs>
+          <w:tab w:val="num" w:pos="6480"/>
+        </w:tabs>
+        <w:ind w:left="6480" w:hanging="360"/>
+      </w:pPr>
+      <w:rPr>
+        <w:rFonts w:ascii="Wingdings" w:hAnsi="Wingdings" w:hint="default"/>
+        <w:sz w:val="20"/>
+      </w:rPr>
+    </w:lvl>
+  </w:abstractNum>
+  <w:abstractNum w:abstractNumId="3" w15:restartNumberingAfterBreak="0">
+    <w:nsid w:val="46C36BF5"/>
+    <w:multiLevelType w:val="multilevel"/>
+    <w:tmpl w:val="E99807B2"/>
+    <w:lvl w:ilvl="0">
+      <w:start w:val="1"/>
+      <w:numFmt w:val="bullet"/>
+      <w:lvlText w:val=""/>
+      <w:lvlJc w:val="left"/>
+      <w:pPr>
+        <w:tabs>
+          <w:tab w:val="num" w:pos="720"/>
+        </w:tabs>
+        <w:ind w:left="720" w:hanging="360"/>
+      </w:pPr>
+      <w:rPr>
+        <w:rFonts w:ascii="Symbol" w:hAnsi="Symbol" w:hint="default"/>
+        <w:sz w:val="20"/>
+      </w:rPr>
+    </w:lvl>
+    <w:lvl w:ilvl="1" w:tentative="1">
+      <w:start w:val="1"/>
+      <w:numFmt w:val="bullet"/>
+      <w:lvlText w:val="o"/>
+      <w:lvlJc w:val="left"/>
+      <w:pPr>
+        <w:tabs>
+          <w:tab w:val="num" w:pos="1440"/>
+        </w:tabs>
+        <w:ind w:left="1440" w:hanging="360"/>
+      </w:pPr>
+      <w:rPr>
+        <w:rFonts w:ascii="Courier New" w:hAnsi="Courier New" w:hint="default"/>
+        <w:sz w:val="20"/>
+      </w:rPr>
+    </w:lvl>
+    <w:lvl w:ilvl="2" w:tentative="1">
+      <w:start w:val="1"/>
+      <w:numFmt w:val="bullet"/>
+      <w:lvlText w:val=""/>
+      <w:lvlJc w:val="left"/>
+      <w:pPr>
+        <w:tabs>
+          <w:tab w:val="num" w:pos="2160"/>
+        </w:tabs>
+        <w:ind w:left="2160" w:hanging="360"/>
+      </w:pPr>
+      <w:rPr>
+        <w:rFonts w:ascii="Wingdings" w:hAnsi="Wingdings" w:hint="default"/>
+        <w:sz w:val="20"/>
+      </w:rPr>
+    </w:lvl>
+    <w:lvl w:ilvl="3" w:tentative="1">
+      <w:start w:val="1"/>
+      <w:numFmt w:val="bullet"/>
+      <w:lvlText w:val=""/>
+      <w:lvlJc w:val="left"/>
+      <w:pPr>
+        <w:tabs>
+          <w:tab w:val="num" w:pos="2880"/>
+        </w:tabs>
+        <w:ind w:left="2880" w:hanging="360"/>
+      </w:pPr>
+      <w:rPr>
+        <w:rFonts w:ascii="Wingdings" w:hAnsi="Wingdings" w:hint="default"/>
+        <w:sz w:val="20"/>
+      </w:rPr>
+    </w:lvl>
+    <w:lvl w:ilvl="4" w:tentative="1">
+      <w:start w:val="1"/>
+      <w:numFmt w:val="bullet"/>
+      <w:lvlText w:val=""/>
+      <w:lvlJc w:val="left"/>
+      <w:pPr>
+        <w:tabs>
+          <w:tab w:val="num" w:pos="3600"/>
+        </w:tabs>
+        <w:ind w:left="3600" w:hanging="360"/>
+      </w:pPr>
+      <w:rPr>
+        <w:rFonts w:ascii="Wingdings" w:hAnsi="Wingdings" w:hint="default"/>
+        <w:sz w:val="20"/>
+      </w:rPr>
+    </w:lvl>
+    <w:lvl w:ilvl="5" w:tentative="1">
+      <w:start w:val="1"/>
+      <w:numFmt w:val="bullet"/>
+      <w:lvlText w:val=""/>
+      <w:lvlJc w:val="left"/>
+      <w:pPr>
+        <w:tabs>
+          <w:tab w:val="num" w:pos="4320"/>
+        </w:tabs>
+        <w:ind w:left="4320" w:hanging="360"/>
+      </w:pPr>
+      <w:rPr>
+        <w:rFonts w:ascii="Wingdings" w:hAnsi="Wingdings" w:hint="default"/>
+        <w:sz w:val="20"/>
+      </w:rPr>
+    </w:lvl>
+    <w:lvl w:ilvl="6" w:tentative="1">
+      <w:start w:val="1"/>
+      <w:numFmt w:val="bullet"/>
+      <w:lvlText w:val=""/>
+      <w:lvlJc w:val="left"/>
+      <w:pPr>
+        <w:tabs>
+          <w:tab w:val="num" w:pos="5040"/>
+        </w:tabs>
+        <w:ind w:left="5040" w:hanging="360"/>
+      </w:pPr>
+      <w:rPr>
+        <w:rFonts w:ascii="Wingdings" w:hAnsi="Wingdings" w:hint="default"/>
+        <w:sz w:val="20"/>
+      </w:rPr>
+    </w:lvl>
+    <w:lvl w:ilvl="7" w:tentative="1">
+      <w:start w:val="1"/>
+      <w:numFmt w:val="bullet"/>
+      <w:lvlText w:val=""/>
+      <w:lvlJc w:val="left"/>
+      <w:pPr>
+        <w:tabs>
+          <w:tab w:val="num" w:pos="5760"/>
+        </w:tabs>
+        <w:ind w:left="5760" w:hanging="360"/>
+      </w:pPr>
+      <w:rPr>
+        <w:rFonts w:ascii="Wingdings" w:hAnsi="Wingdings" w:hint="default"/>
+        <w:sz w:val="20"/>
+      </w:rPr>
+    </w:lvl>
+    <w:lvl w:ilvl="8" w:tentative="1">
+      <w:start w:val="1"/>
+      <w:numFmt w:val="bullet"/>
+      <w:lvlText w:val=""/>
+      <w:lvlJc w:val="left"/>
+      <w:pPr>
+        <w:tabs>
+          <w:tab w:val="num" w:pos="6480"/>
+        </w:tabs>
+        <w:ind w:left="6480" w:hanging="360"/>
+      </w:pPr>
+      <w:rPr>
+        <w:rFonts w:ascii="Wingdings" w:hAnsi="Wingdings" w:hint="default"/>
+        <w:sz w:val="20"/>
+      </w:rPr>
+    </w:lvl>
+  </w:abstractNum>
+  <w:abstractNum w:abstractNumId="4" w15:restartNumberingAfterBreak="0">
+    <w:nsid w:val="504063B6"/>
+    <w:multiLevelType w:val="multilevel"/>
+    <w:tmpl w:val="22E2927E"/>
+    <w:lvl w:ilvl="0">
+      <w:start w:val="1"/>
+      <w:numFmt w:val="bullet"/>
+      <w:lvlText w:val=""/>
+      <w:lvlJc w:val="left"/>
+      <w:pPr>
+        <w:tabs>
+          <w:tab w:val="num" w:pos="720"/>
+        </w:tabs>
+        <w:ind w:left="720" w:hanging="360"/>
+      </w:pPr>
+      <w:rPr>
+        <w:rFonts w:ascii="Symbol" w:hAnsi="Symbol" w:hint="default"/>
+        <w:sz w:val="20"/>
+      </w:rPr>
+    </w:lvl>
+    <w:lvl w:ilvl="1" w:tentative="1">
+      <w:start w:val="1"/>
+      <w:numFmt w:val="bullet"/>
+      <w:lvlText w:val="o"/>
+      <w:lvlJc w:val="left"/>
+      <w:pPr>
+        <w:tabs>
+          <w:tab w:val="num" w:pos="1440"/>
+        </w:tabs>
+        <w:ind w:left="1440" w:hanging="360"/>
+      </w:pPr>
+      <w:rPr>
+        <w:rFonts w:ascii="Courier New" w:hAnsi="Courier New" w:hint="default"/>
+        <w:sz w:val="20"/>
+      </w:rPr>
+    </w:lvl>
+    <w:lvl w:ilvl="2" w:tentative="1">
+      <w:start w:val="1"/>
+      <w:numFmt w:val="bullet"/>
+      <w:lvlText w:val=""/>
+      <w:lvlJc w:val="left"/>
+      <w:pPr>
+        <w:tabs>
+          <w:tab w:val="num" w:pos="2160"/>
+        </w:tabs>
+        <w:ind w:left="2160" w:hanging="360"/>
+      </w:pPr>
+      <w:rPr>
+        <w:rFonts w:ascii="Wingdings" w:hAnsi="Wingdings" w:hint="default"/>
+        <w:sz w:val="20"/>
+      </w:rPr>
+    </w:lvl>
+    <w:lvl w:ilvl="3" w:tentative="1">
+      <w:start w:val="1"/>
+      <w:numFmt w:val="bullet"/>
+      <w:lvlText w:val=""/>
+      <w:lvlJc w:val="left"/>
+      <w:pPr>
+        <w:tabs>
+          <w:tab w:val="num" w:pos="2880"/>
+        </w:tabs>
+        <w:ind w:left="2880" w:hanging="360"/>
+      </w:pPr>
+      <w:rPr>
+        <w:rFonts w:ascii="Wingdings" w:hAnsi="Wingdings" w:hint="default"/>
+        <w:sz w:val="20"/>
+      </w:rPr>
+    </w:lvl>
+    <w:lvl w:ilvl="4" w:tentative="1">
+      <w:start w:val="1"/>
+      <w:numFmt w:val="bullet"/>
+      <w:lvlText w:val=""/>
+      <w:lvlJc w:val="left"/>
+      <w:pPr>
+        <w:tabs>
+          <w:tab w:val="num" w:pos="3600"/>
+        </w:tabs>
+        <w:ind w:left="3600" w:hanging="360"/>
+      </w:pPr>
+      <w:rPr>
+        <w:rFonts w:ascii="Wingdings" w:hAnsi="Wingdings" w:hint="default"/>
+        <w:sz w:val="20"/>
+      </w:rPr>
+    </w:lvl>
+    <w:lvl w:ilvl="5" w:tentative="1">
+      <w:start w:val="1"/>
+      <w:numFmt w:val="bullet"/>
+      <w:lvlText w:val=""/>
+      <w:lvlJc w:val="left"/>
+      <w:pPr>
+        <w:tabs>
+          <w:tab w:val="num" w:pos="4320"/>
+        </w:tabs>
+        <w:ind w:left="4320" w:hanging="360"/>
+      </w:pPr>
+      <w:rPr>
+        <w:rFonts w:ascii="Wingdings" w:hAnsi="Wingdings" w:hint="default"/>
+        <w:sz w:val="20"/>
+      </w:rPr>
+    </w:lvl>
+    <w:lvl w:ilvl="6" w:tentative="1">
+      <w:start w:val="1"/>
+      <w:numFmt w:val="bullet"/>
+      <w:lvlText w:val=""/>
+      <w:lvlJc w:val="left"/>
+      <w:pPr>
+        <w:tabs>
+          <w:tab w:val="num" w:pos="5040"/>
+        </w:tabs>
+        <w:ind w:left="5040" w:hanging="360"/>
+      </w:pPr>
+      <w:rPr>
+        <w:rFonts w:ascii="Wingdings" w:hAnsi="Wingdings" w:hint="default"/>
+        <w:sz w:val="20"/>
+      </w:rPr>
+    </w:lvl>
+    <w:lvl w:ilvl="7" w:tentative="1">
+      <w:start w:val="1"/>
+      <w:numFmt w:val="bullet"/>
+      <w:lvlText w:val=""/>
+      <w:lvlJc w:val="left"/>
+      <w:pPr>
+        <w:tabs>
+          <w:tab w:val="num" w:pos="5760"/>
+        </w:tabs>
+        <w:ind w:left="5760" w:hanging="360"/>
+      </w:pPr>
+      <w:rPr>
+        <w:rFonts w:ascii="Wingdings" w:hAnsi="Wingdings" w:hint="default"/>
+        <w:sz w:val="20"/>
+      </w:rPr>
+    </w:lvl>
+    <w:lvl w:ilvl="8" w:tentative="1">
+      <w:start w:val="1"/>
+      <w:numFmt w:val="bullet"/>
+      <w:lvlText w:val=""/>
+      <w:lvlJc w:val="left"/>
+      <w:pPr>
+        <w:tabs>
+          <w:tab w:val="num" w:pos="6480"/>
+        </w:tabs>
+        <w:ind w:left="6480" w:hanging="360"/>
+      </w:pPr>
+      <w:rPr>
+        <w:rFonts w:ascii="Wingdings" w:hAnsi="Wingdings" w:hint="default"/>
+        <w:sz w:val="20"/>
+      </w:rPr>
+    </w:lvl>
+  </w:abstractNum>
+  <w:abstractNum w:abstractNumId="5" w15:restartNumberingAfterBreak="0">
+    <w:nsid w:val="67673266"/>
+    <w:multiLevelType w:val="multilevel"/>
+    <w:tmpl w:val="76DAF8BE"/>
+    <w:lvl w:ilvl="0">
+      <w:start w:val="1"/>
+      <w:numFmt w:val="bullet"/>
+      <w:lvlText w:val=""/>
+      <w:lvlJc w:val="left"/>
+      <w:pPr>
+        <w:tabs>
+          <w:tab w:val="num" w:pos="720"/>
+        </w:tabs>
+        <w:ind w:left="720" w:hanging="360"/>
+      </w:pPr>
+      <w:rPr>
+        <w:rFonts w:ascii="Symbol" w:hAnsi="Symbol" w:hint="default"/>
+        <w:sz w:val="20"/>
+      </w:rPr>
+    </w:lvl>
+    <w:lvl w:ilvl="1" w:tentative="1">
+      <w:start w:val="1"/>
+      <w:numFmt w:val="bullet"/>
+      <w:lvlText w:val="o"/>
+      <w:lvlJc w:val="left"/>
+      <w:pPr>
+        <w:tabs>
+          <w:tab w:val="num" w:pos="1440"/>
+        </w:tabs>
+        <w:ind w:left="1440" w:hanging="360"/>
+      </w:pPr>
+      <w:rPr>
+        <w:rFonts w:ascii="Courier New" w:hAnsi="Courier New" w:hint="default"/>
+        <w:sz w:val="20"/>
+      </w:rPr>
+    </w:lvl>
+    <w:lvl w:ilvl="2" w:tentative="1">
+      <w:start w:val="1"/>
+      <w:numFmt w:val="bullet"/>
+      <w:lvlText w:val=""/>
+      <w:lvlJc w:val="left"/>
+      <w:pPr>
+        <w:tabs>
+          <w:tab w:val="num" w:pos="2160"/>
+        </w:tabs>
+        <w:ind w:left="2160" w:hanging="360"/>
+      </w:pPr>
+      <w:rPr>
+        <w:rFonts w:ascii="Wingdings" w:hAnsi="Wingdings" w:hint="default"/>
+        <w:sz w:val="20"/>
+      </w:rPr>
+    </w:lvl>
+    <w:lvl w:ilvl="3" w:tentative="1">
+      <w:start w:val="1"/>
+      <w:numFmt w:val="bullet"/>
+      <w:lvlText w:val=""/>
+      <w:lvlJc w:val="left"/>
+      <w:pPr>
+        <w:tabs>
+          <w:tab w:val="num" w:pos="2880"/>
+        </w:tabs>
+        <w:ind w:left="2880" w:hanging="360"/>
+      </w:pPr>
+      <w:rPr>
+        <w:rFonts w:ascii="Wingdings" w:hAnsi="Wingdings" w:hint="default"/>
+        <w:sz w:val="20"/>
+      </w:rPr>
+    </w:lvl>
+    <w:lvl w:ilvl="4" w:tentative="1">
+      <w:start w:val="1"/>
+      <w:numFmt w:val="bullet"/>
+      <w:lvlText w:val=""/>
+      <w:lvlJc w:val="left"/>
+      <w:pPr>
+        <w:tabs>
+          <w:tab w:val="num" w:pos="3600"/>
+        </w:tabs>
+        <w:ind w:left="3600" w:hanging="360"/>
+      </w:pPr>
+      <w:rPr>
+        <w:rFonts w:ascii="Wingdings" w:hAnsi="Wingdings" w:hint="default"/>
+        <w:sz w:val="20"/>
+      </w:rPr>
+    </w:lvl>
+    <w:lvl w:ilvl="5" w:tentative="1">
+      <w:start w:val="1"/>
+      <w:numFmt w:val="bullet"/>
+      <w:lvlText w:val=""/>
+      <w:lvlJc w:val="left"/>
+      <w:pPr>
+        <w:tabs>
+          <w:tab w:val="num" w:pos="4320"/>
+        </w:tabs>
+        <w:ind w:left="4320" w:hanging="360"/>
+      </w:pPr>
+      <w:rPr>
+        <w:rFonts w:ascii="Wingdings" w:hAnsi="Wingdings" w:hint="default"/>
+        <w:sz w:val="20"/>
+      </w:rPr>
+    </w:lvl>
+    <w:lvl w:ilvl="6" w:tentative="1">
+      <w:start w:val="1"/>
+      <w:numFmt w:val="bullet"/>
+      <w:lvlText w:val=""/>
+      <w:lvlJc w:val="left"/>
+      <w:pPr>
+        <w:tabs>
+          <w:tab w:val="num" w:pos="5040"/>
+        </w:tabs>
+        <w:ind w:left="5040" w:hanging="360"/>
+      </w:pPr>
+      <w:rPr>
+        <w:rFonts w:ascii="Wingdings" w:hAnsi="Wingdings" w:hint="default"/>
+        <w:sz w:val="20"/>
+      </w:rPr>
+    </w:lvl>
+    <w:lvl w:ilvl="7" w:tentative="1">
+      <w:start w:val="1"/>
+      <w:numFmt w:val="bullet"/>
+      <w:lvlText w:val=""/>
+      <w:lvlJc w:val="left"/>
+      <w:pPr>
+        <w:tabs>
+          <w:tab w:val="num" w:pos="5760"/>
+        </w:tabs>
+        <w:ind w:left="5760" w:hanging="360"/>
+      </w:pPr>
+      <w:rPr>
+        <w:rFonts w:ascii="Wingdings" w:hAnsi="Wingdings" w:hint="default"/>
+        <w:sz w:val="20"/>
+      </w:rPr>
+    </w:lvl>
+    <w:lvl w:ilvl="8" w:tentative="1">
+      <w:start w:val="1"/>
+      <w:numFmt w:val="bullet"/>
+      <w:lvlText w:val=""/>
+      <w:lvlJc w:val="left"/>
+      <w:pPr>
+        <w:tabs>
+          <w:tab w:val="num" w:pos="6480"/>
+        </w:tabs>
+        <w:ind w:left="6480" w:hanging="360"/>
+      </w:pPr>
+      <w:rPr>
+        <w:rFonts w:ascii="Wingdings" w:hAnsi="Wingdings" w:hint="default"/>
+        <w:sz w:val="20"/>
+      </w:rPr>
+    </w:lvl>
+  </w:abstractNum>
+  <w:num w:numId="1" w16cid:durableId="1090616866">
+    <w:abstractNumId w:val="4"/>
+  </w:num>
+  <w:num w:numId="2" w16cid:durableId="560478881">
+    <w:abstractNumId w:val="1"/>
+  </w:num>
+  <w:num w:numId="3" w16cid:durableId="293827896">
+    <w:abstractNumId w:val="5"/>
+  </w:num>
+  <w:num w:numId="4" w16cid:durableId="1401561697">
+    <w:abstractNumId w:val="3"/>
+  </w:num>
+  <w:num w:numId="5" w16cid:durableId="563679480">
+    <w:abstractNumId w:val="0"/>
+  </w:num>
+  <w:num w:numId="6" w16cid:durableId="435714219">
+    <w:abstractNumId w:val="2"/>
+  </w:num>
+</w:numbering>
 </file>
 
 <file path=word/styles.xml><?xml version="1.0" encoding="utf-8"?>
@@ -616,7 +1981,6 @@
   <w:style w:type="character" w:default="1" w:styleId="Carpredefinitoparagrafo">
     <w:name w:val="Default Paragraph Font"/>
     <w:uiPriority w:val="1"/>
-    <w:semiHidden/>
     <w:unhideWhenUsed/>
   </w:style>
   <w:style w:type="table" w:default="1" w:styleId="Tabellanormale">
